--- a/public/template.docx
+++ b/public/template.docx
@@ -27,20 +27,20 @@
               <wp:anchor allowOverlap="1" behindDoc="1" distB="0" distT="0" distL="0" distR="0" hidden="0" layoutInCell="1" locked="0" relativeHeight="0" simplePos="0">
                 <wp:simplePos x="0" y="0"/>
                 <wp:positionH relativeFrom="page">
-                  <wp:posOffset>442913</wp:posOffset>
+                  <wp:posOffset>428626</wp:posOffset>
                 </wp:positionH>
                 <wp:positionV relativeFrom="page">
-                  <wp:posOffset>442913</wp:posOffset>
+                  <wp:posOffset>428626</wp:posOffset>
                 </wp:positionV>
-                <wp:extent cx="4629150" cy="6686550"/>
+                <wp:extent cx="4657725" cy="6715125"/>
                 <wp:effectExtent b="0" l="0" r="0" t="0"/>
                 <wp:wrapNone/>
-                <wp:docPr id="841556208" name=""/>
+                <wp:docPr id="841556212" name=""/>
                 <a:graphic>
                   <a:graphicData uri="http://schemas.microsoft.com/office/word/2010/wordprocessingShape">
                     <wps:wsp>
                       <wps:cNvSpPr/>
-                      <wps:cNvPr id="2" name="Shape 2"/>
+                      <wps:cNvPr id="3" name="Shape 3"/>
                       <wps:spPr>
                         <a:xfrm>
                           <a:off x="3060000" y="465300"/>
@@ -86,20 +86,20 @@
               <wp:anchor allowOverlap="1" behindDoc="1" distB="0" distT="0" distL="0" distR="0" hidden="0" layoutInCell="1" locked="0" relativeHeight="0" simplePos="0">
                 <wp:simplePos x="0" y="0"/>
                 <wp:positionH relativeFrom="page">
-                  <wp:posOffset>442913</wp:posOffset>
+                  <wp:posOffset>428626</wp:posOffset>
                 </wp:positionH>
                 <wp:positionV relativeFrom="page">
-                  <wp:posOffset>442913</wp:posOffset>
+                  <wp:posOffset>428626</wp:posOffset>
                 </wp:positionV>
-                <wp:extent cx="4629150" cy="6686550"/>
+                <wp:extent cx="4657725" cy="6715125"/>
                 <wp:effectExtent b="0" l="0" r="0" t="0"/>
                 <wp:wrapNone/>
-                <wp:docPr id="841556208" name="image1.png"/>
+                <wp:docPr id="841556212" name="image2.png"/>
                 <a:graphic>
                   <a:graphicData uri="http://schemas.openxmlformats.org/drawingml/2006/picture">
                     <pic:pic>
                       <pic:nvPicPr>
-                        <pic:cNvPr id="0" name="image1.png"/>
+                        <pic:cNvPr id="0" name="image2.png"/>
                         <pic:cNvPicPr preferRelativeResize="0"/>
                       </pic:nvPicPr>
                       <pic:blipFill>
@@ -112,7 +112,7 @@
                       <pic:spPr>
                         <a:xfrm>
                           <a:off x="0" y="0"/>
-                          <a:ext cx="4629150" cy="6686550"/>
+                          <a:ext cx="4657725" cy="6715125"/>
                         </a:xfrm>
                         <a:prstGeom prst="rect"/>
                         <a:ln/>
@@ -465,7 +465,7 @@
     </w:p>
     <w:p>
       <w:pPr>
-        <w:jc w:val="center"/>
+        <w:jc w:val="left"/>
         <w:rPr>
           <w:rFonts w:ascii="Times New Roman" w:cs="Times New Roman" w:eastAsia="Times New Roman" w:hAnsi="Times New Roman"/>
           <w:b w:val="1"/>
@@ -488,15 +488,15 @@
               <wp:anchor allowOverlap="1" behindDoc="1" distB="0" distT="0" distL="0" distR="0" hidden="0" layoutInCell="1" locked="0" relativeHeight="0" simplePos="0">
                 <wp:simplePos x="0" y="0"/>
                 <wp:positionH relativeFrom="page">
-                  <wp:posOffset>5654993</wp:posOffset>
+                  <wp:posOffset>5640706</wp:posOffset>
                 </wp:positionH>
                 <wp:positionV relativeFrom="page">
-                  <wp:posOffset>442913</wp:posOffset>
+                  <wp:posOffset>428626</wp:posOffset>
                 </wp:positionV>
-                <wp:extent cx="4629150" cy="6690818"/>
+                <wp:extent cx="4657725" cy="6719393"/>
                 <wp:effectExtent b="0" l="0" r="0" t="0"/>
                 <wp:wrapNone/>
-                <wp:docPr id="841556210" name=""/>
+                <wp:docPr id="841556213" name=""/>
                 <a:graphic>
                   <a:graphicData uri="http://schemas.microsoft.com/office/word/2010/wordprocessingShape">
                     <wps:wsp>
@@ -547,15 +547,15 @@
               <wp:anchor allowOverlap="1" behindDoc="1" distB="0" distT="0" distL="0" distR="0" hidden="0" layoutInCell="1" locked="0" relativeHeight="0" simplePos="0">
                 <wp:simplePos x="0" y="0"/>
                 <wp:positionH relativeFrom="page">
-                  <wp:posOffset>5654993</wp:posOffset>
+                  <wp:posOffset>5640706</wp:posOffset>
                 </wp:positionH>
                 <wp:positionV relativeFrom="page">
-                  <wp:posOffset>442913</wp:posOffset>
+                  <wp:posOffset>428626</wp:posOffset>
                 </wp:positionV>
-                <wp:extent cx="4629150" cy="6690818"/>
+                <wp:extent cx="4657725" cy="6719393"/>
                 <wp:effectExtent b="0" l="0" r="0" t="0"/>
                 <wp:wrapNone/>
-                <wp:docPr id="841556210" name="image3.png"/>
+                <wp:docPr id="841556213" name="image3.png"/>
                 <a:graphic>
                   <a:graphicData uri="http://schemas.openxmlformats.org/drawingml/2006/picture">
                     <pic:pic>
@@ -573,7 +573,7 @@
                       <pic:spPr>
                         <a:xfrm>
                           <a:off x="0" y="0"/>
-                          <a:ext cx="4629150" cy="6690818"/>
+                          <a:ext cx="4657725" cy="6719393"/>
                         </a:xfrm>
                         <a:prstGeom prst="rect"/>
                         <a:ln/>
@@ -951,16 +951,16 @@
       <w:tblGrid>
         <w:gridCol w:w="885"/>
         <w:gridCol w:w="2205"/>
-        <w:gridCol w:w="3150"/>
-        <w:gridCol w:w="1950"/>
-        <w:gridCol w:w="7185"/>
+        <w:gridCol w:w="3345"/>
+        <w:gridCol w:w="1980"/>
+        <w:gridCol w:w="6960"/>
         <w:tblGridChange w:id="0">
           <w:tblGrid>
             <w:gridCol w:w="885"/>
             <w:gridCol w:w="2205"/>
-            <w:gridCol w:w="3150"/>
-            <w:gridCol w:w="1950"/>
-            <w:gridCol w:w="7185"/>
+            <w:gridCol w:w="3345"/>
+            <w:gridCol w:w="1980"/>
+            <w:gridCol w:w="6960"/>
           </w:tblGrid>
         </w:tblGridChange>
       </w:tblGrid>
@@ -1308,20 +1308,20 @@
               <wp:anchor allowOverlap="1" behindDoc="0" distB="0" distT="0" distL="114300" distR="114300" hidden="0" layoutInCell="1" locked="0" relativeHeight="0" simplePos="0">
                 <wp:simplePos x="0" y="0"/>
                 <wp:positionH relativeFrom="page">
-                  <wp:posOffset>7386638</wp:posOffset>
+                  <wp:posOffset>7591425</wp:posOffset>
                 </wp:positionH>
                 <wp:positionV relativeFrom="page">
-                  <wp:posOffset>5787439</wp:posOffset>
+                  <wp:posOffset>5647469</wp:posOffset>
                 </wp:positionV>
-                <wp:extent cx="2635250" cy="1446058"/>
+                <wp:extent cx="2644775" cy="1455583"/>
                 <wp:effectExtent b="0" l="0" r="0" t="0"/>
                 <wp:wrapNone/>
-                <wp:docPr id="841556209" name=""/>
+                <wp:docPr id="841556211" name=""/>
                 <a:graphic>
                   <a:graphicData uri="http://schemas.microsoft.com/office/word/2010/wordprocessingShape">
                     <wps:wsp>
                       <wps:cNvSpPr/>
-                      <wps:cNvPr id="3" name="Shape 3"/>
+                      <wps:cNvPr id="2" name="Shape 2"/>
                       <wps:spPr>
                         <a:xfrm>
                           <a:off x="4037900" y="3078008"/>
@@ -1421,20 +1421,7 @@
                                 <w:sz w:val="24"/>
                                 <w:vertAlign w:val="baseline"/>
                               </w:rPr>
-                              <w:t xml:space="preserve">Department of </w:t>
-                            </w:r>
-                            <w:r>
-                              <w:rPr>
-                                <w:rFonts w:ascii="Times New Roman" w:cs="Times New Roman" w:eastAsia="Times New Roman" w:hAnsi="Times New Roman"/>
-                                <w:b w:val="0"/>
-                                <w:i w:val="0"/>
-                                <w:smallCaps w:val="0"/>
-                                <w:strike w:val="0"/>
-                                <w:color w:val="000000"/>
-                                <w:sz w:val="24"/>
-                                <w:vertAlign w:val="baseline"/>
-                              </w:rPr>
-                              <w:t xml:space="preserve">{department.long | capitalize}</w:t>
+                              <w:t xml:space="preserve">Department of {department.long | capitalize}</w:t>
                             </w:r>
                           </w:p>
                           <w:p>
@@ -1486,20 +1473,20 @@
               <wp:anchor allowOverlap="1" behindDoc="0" distB="0" distT="0" distL="114300" distR="114300" hidden="0" layoutInCell="1" locked="0" relativeHeight="0" simplePos="0">
                 <wp:simplePos x="0" y="0"/>
                 <wp:positionH relativeFrom="page">
-                  <wp:posOffset>7386638</wp:posOffset>
+                  <wp:posOffset>7591425</wp:posOffset>
                 </wp:positionH>
                 <wp:positionV relativeFrom="page">
-                  <wp:posOffset>5787439</wp:posOffset>
+                  <wp:posOffset>5647469</wp:posOffset>
                 </wp:positionV>
-                <wp:extent cx="2635250" cy="1446058"/>
+                <wp:extent cx="2644775" cy="1455583"/>
                 <wp:effectExtent b="0" l="0" r="0" t="0"/>
                 <wp:wrapNone/>
-                <wp:docPr id="841556209" name="image2.png"/>
+                <wp:docPr id="841556211" name="image1.png"/>
                 <a:graphic>
                   <a:graphicData uri="http://schemas.openxmlformats.org/drawingml/2006/picture">
                     <pic:pic>
                       <pic:nvPicPr>
-                        <pic:cNvPr id="0" name="image2.png"/>
+                        <pic:cNvPr id="0" name="image1.png"/>
                         <pic:cNvPicPr preferRelativeResize="0"/>
                       </pic:nvPicPr>
                       <pic:blipFill>
@@ -1512,7 +1499,7 @@
                       <pic:spPr>
                         <a:xfrm>
                           <a:off x="0" y="0"/>
-                          <a:ext cx="2635250" cy="1446058"/>
+                          <a:ext cx="2644775" cy="1455583"/>
                         </a:xfrm>
                         <a:prstGeom prst="rect"/>
                         <a:ln/>
@@ -1708,6 +1695,20 @@
   <w:style w:type="paragraph" w:styleId="Normal" w:default="1">
     <w:name w:val="normal"/>
   </w:style>
+  <w:style w:type="table" w:styleId="TableNormal" w:default="1">
+    <w:name w:val="TableNormal"/>
+    <w:tblPr>
+      <w:tblCellMar>
+        <w:top w:w="100.0" w:type="dxa"/>
+        <w:left w:w="100.0" w:type="dxa"/>
+        <w:bottom w:w="100.0" w:type="dxa"/>
+        <w:right w:w="100.0" w:type="dxa"/>
+      </w:tblCellMar>
+    </w:tblPr>
+  </w:style>
+  <w:style w:type="paragraph" w:styleId="Normal" w:default="1">
+    <w:name w:val="normal"/>
+  </w:style>
   <w:style w:type="character" w:styleId="DefaultParagraphFont" w:default="1">
     <w:name w:val="Default Paragraph Font"/>
     <w:uiPriority w:val="1"/>
@@ -1826,6 +1827,22 @@
         <w:insideH w:color="auto" w:space="0" w:sz="4" w:val="single"/>
         <w:insideV w:color="auto" w:space="0" w:sz="4" w:val="single"/>
       </w:tblBorders>
+    </w:tblPr>
+  </w:style>
+  <w:style w:type="table" w:styleId="Table1">
+    <w:basedOn w:val="TableNormal"/>
+    <w:pPr>
+      <w:spacing w:after="0" w:line="240" w:lineRule="auto"/>
+    </w:pPr>
+    <w:tblPr>
+      <w:tblStyleRowBandSize w:val="1"/>
+      <w:tblStyleColBandSize w:val="1"/>
+      <w:tblCellMar>
+        <w:top w:w="0.0" w:type="dxa"/>
+        <w:left w:w="108.0" w:type="dxa"/>
+        <w:bottom w:w="0.0" w:type="dxa"/>
+        <w:right w:w="108.0" w:type="dxa"/>
+      </w:tblCellMar>
     </w:tblPr>
   </w:style>
   <w:style w:type="table" w:styleId="Table1">
@@ -2169,7 +2186,7 @@
 
 <file path=customXML/item1.xml><?xml version="1.0" encoding="utf-8"?>
 <go:gDocsCustomXmlDataStorage xmlns:go="http://customooxmlschemas.google.com/" xmlns:r="http://schemas.openxmlformats.org/officeDocument/2006/relationships" uri="GoogleDocsCustomDataVersion2">
-  <go:docsCustomData xmlns:go="http://customooxmlschemas.google.com/" roundtripDataSignature="AMtx7mgKU5GhhwF3gSDD0B9gbmkM6Gjngg==">CgMxLjA4AHIhMTh1Q25iMVVmU0NhR1ZxRlRPNHdsZVZzTElYSjZJeVNX</go:docsCustomData>
+  <go:docsCustomData xmlns:go="http://customooxmlschemas.google.com/" roundtripDataSignature="AMtx7mgCUZ7WQ2Ol4IaFDh/jtw/CPaFZGA==">CgMxLjA4AHIhMTRMbjFNd21OVHJCV2xqUHpZTV9laFByUTRsQlBhcHdD</go:docsCustomData>
 </go:gDocsCustomXmlDataStorage>
 </file>
 
